--- a/associativeLearningSectionOutline.docx
+++ b/associativeLearningSectionOutline.docx
@@ -147,33 +147,364 @@
       </w:r>
     </w:p>
     <w:p>
-      <w:r>
-        <w:t>- open by recapping last section </w:t>
-      </w:r>
-    </w:p>
-    <w:p>
-      <w:r>
-        <w:t>----&gt; A major strength of computational modeling is that it enables researchers to instantiate their verbal theories in mathematical and computational terms to evaluate the sufficiency of those theories in capturing the phenomena that are the targets of those theories. </w:t>
+      <w:pPr>
+        <w:pStyle w:val="ListParagraph"/>
+        <w:numPr>
+          <w:ilvl w:val="0"/>
+          <w:numId w:val="1"/>
+        </w:numPr>
+      </w:pPr>
+      <w:r>
+        <w:t>Open by touching on the goal of science</w:t>
+      </w:r>
+    </w:p>
+    <w:p>
+      <w:pPr>
+        <w:pStyle w:val="ListParagraph"/>
+        <w:numPr>
+          <w:ilvl w:val="1"/>
+          <w:numId w:val="1"/>
+        </w:numPr>
+      </w:pPr>
+      <w:r>
+        <w:t xml:space="preserve">“One of the goals of science — </w:t>
+      </w:r>
+      <w:r>
+        <w:t>arguably its chief goal</w:t>
+      </w:r>
+      <w:r>
+        <w:t xml:space="preserve"> — is to describe, p</w:t>
+      </w:r>
+      <w:r>
+        <w:t>redict, and explain (Allport, 1943).”</w:t>
+      </w:r>
+    </w:p>
+    <w:p>
+      <w:pPr>
+        <w:pStyle w:val="ListParagraph"/>
+        <w:numPr>
+          <w:ilvl w:val="0"/>
+          <w:numId w:val="1"/>
+        </w:numPr>
+      </w:pPr>
+      <w:r>
+        <w:t>Mention what achieving this goal means in the human sciences,</w:t>
+      </w:r>
+    </w:p>
+    <w:p>
+      <w:pPr>
+        <w:pStyle w:val="ListParagraph"/>
+        <w:numPr>
+          <w:ilvl w:val="1"/>
+          <w:numId w:val="1"/>
+        </w:numPr>
+      </w:pPr>
+      <w:r>
+        <w:t>“</w:t>
+      </w:r>
+      <w:r>
+        <w:t xml:space="preserve">To achieve this goal in the human sciences, researchers and theorists must identify the mechanisms and processes that underlie behavior and cognition.” </w:t>
+      </w:r>
+    </w:p>
+    <w:p>
+      <w:pPr>
+        <w:pStyle w:val="ListParagraph"/>
+        <w:numPr>
+          <w:ilvl w:val="0"/>
+          <w:numId w:val="1"/>
+        </w:numPr>
+      </w:pPr>
+      <w:r>
+        <w:lastRenderedPageBreak/>
+        <w:t xml:space="preserve">Mention how, in practice, </w:t>
+      </w:r>
+      <w:r>
+        <w:t>it is difficult to achieve this goal</w:t>
+      </w:r>
+    </w:p>
+    <w:p>
+      <w:pPr>
+        <w:pStyle w:val="ListParagraph"/>
+        <w:numPr>
+          <w:ilvl w:val="1"/>
+          <w:numId w:val="1"/>
+        </w:numPr>
+      </w:pPr>
+      <w:r>
+        <w:t xml:space="preserve">“Because these mechanisms cannot be directly observed and thus must be inferred, achieving this goal in practice is easier said than done.” </w:t>
+      </w:r>
+    </w:p>
+    <w:p>
+      <w:pPr>
+        <w:pStyle w:val="ListParagraph"/>
+        <w:numPr>
+          <w:ilvl w:val="0"/>
+          <w:numId w:val="1"/>
+        </w:numPr>
+      </w:pPr>
+      <w:r>
+        <w:t>Describe why it is difficult in practice</w:t>
+      </w:r>
+    </w:p>
+    <w:p>
+      <w:pPr>
+        <w:pStyle w:val="ListParagraph"/>
+        <w:numPr>
+          <w:ilvl w:val="1"/>
+          <w:numId w:val="1"/>
+        </w:numPr>
+      </w:pPr>
+      <w:r>
+        <w:t>“The primary reason is that the mechanisms that researchers and theorists in the human sciences desire to elucidate cannot be directly observed and therefore must be inferred.”</w:t>
+      </w:r>
+      <w:r>
+        <w:t xml:space="preserve"> </w:t>
+      </w:r>
+    </w:p>
+    <w:p>
+      <w:pPr>
+        <w:pStyle w:val="ListParagraph"/>
+        <w:numPr>
+          <w:ilvl w:val="0"/>
+          <w:numId w:val="1"/>
+        </w:numPr>
+      </w:pPr>
+      <w:r>
+        <w:t>Discuss the solution to this problem:</w:t>
+      </w:r>
+    </w:p>
+    <w:p>
+      <w:pPr>
+        <w:pStyle w:val="ListParagraph"/>
+        <w:numPr>
+          <w:ilvl w:val="1"/>
+          <w:numId w:val="1"/>
+        </w:numPr>
+      </w:pPr>
+      <w:r>
+        <w:t>“The typical solution to this problem</w:t>
+      </w:r>
+      <w:r>
+        <w:t xml:space="preserve"> in the developmental cognitive sciences</w:t>
+      </w:r>
+      <w:r>
+        <w:t xml:space="preserve"> – to elucidate underlying mechanism from observed behavior – is insufficient because</w:t>
+      </w:r>
+      <w:r>
+        <w:t xml:space="preserve"> behavior </w:t>
+      </w:r>
+      <w:proofErr w:type="spellStart"/>
+      <w:r>
+        <w:t>underconstrains</w:t>
+      </w:r>
+      <w:proofErr w:type="spellEnd"/>
+      <w:r>
+        <w:t xml:space="preserve"> mechanism.” </w:t>
+      </w:r>
+      <w:r>
+        <w:t xml:space="preserve"> </w:t>
+      </w:r>
+    </w:p>
+    <w:p>
+      <w:pPr>
+        <w:pStyle w:val="ListParagraph"/>
+        <w:numPr>
+          <w:ilvl w:val="0"/>
+          <w:numId w:val="1"/>
+        </w:numPr>
+      </w:pPr>
+      <w:r>
+        <w:t>Acknowledge that someone might think that all hope is lost.</w:t>
+      </w:r>
+    </w:p>
+    <w:p>
+      <w:pPr>
+        <w:pStyle w:val="ListParagraph"/>
+        <w:numPr>
+          <w:ilvl w:val="1"/>
+          <w:numId w:val="1"/>
+        </w:numPr>
+      </w:pPr>
+      <w:r>
+        <w:t xml:space="preserve">If an inductive approach cannot be used to characterize the mechanisms that generate behavior, what </w:t>
+      </w:r>
+    </w:p>
+    <w:p>
+      <w:pPr>
+        <w:pStyle w:val="ListParagraph"/>
+        <w:numPr>
+          <w:ilvl w:val="1"/>
+          <w:numId w:val="1"/>
+        </w:numPr>
+      </w:pPr>
+      <w:r>
+        <w:t xml:space="preserve">It would seem to be the case then that achieving </w:t>
+      </w:r>
+      <w:proofErr w:type="spellStart"/>
+      <w:r>
+        <w:t>Braitenberg’s</w:t>
+      </w:r>
+      <w:proofErr w:type="spellEnd"/>
+      <w:r>
+        <w:t xml:space="preserve"> </w:t>
+      </w:r>
+      <w:proofErr w:type="gramStart"/>
+      <w:r>
+        <w:t>dictate</w:t>
+      </w:r>
+      <w:proofErr w:type="gramEnd"/>
+      <w:r>
+        <w:t xml:space="preserve"> to apply a deductive rather than an inductive approach to understanding behavior is not possible.</w:t>
+      </w:r>
+    </w:p>
+    <w:p>
+      <w:pPr>
+        <w:pStyle w:val="ListParagraph"/>
+        <w:numPr>
+          <w:ilvl w:val="1"/>
+          <w:numId w:val="1"/>
+        </w:numPr>
+      </w:pPr>
+      <w:r>
+        <w:t>“As discussed in the opening, a major difficulty with this is that</w:t>
+      </w:r>
+      <w:r>
+        <w:t xml:space="preserve"> behaviors that look sophisticated on the surface can lead to the mistaken impression that the mechanisms that generate them are also sophisticated. </w:t>
+      </w:r>
+      <w:r>
+        <w:t>In practice, achieving this goal is much more difficult</w:t>
+      </w:r>
+      <w:r>
+        <w:t xml:space="preserve"> because the </w:t>
+      </w:r>
+      <w:proofErr w:type="spellStart"/>
+      <w:r>
+        <w:t>mecahnisms</w:t>
+      </w:r>
+      <w:proofErr w:type="spellEnd"/>
+      <w:r>
+        <w:t xml:space="preserve"> we are trying to elucidate cannot be directly observed but inferred</w:t>
+      </w:r>
+    </w:p>
+    <w:p>
+      <w:pPr>
+        <w:pStyle w:val="ListParagraph"/>
+        <w:numPr>
+          <w:ilvl w:val="0"/>
+          <w:numId w:val="1"/>
+        </w:numPr>
+      </w:pPr>
+      <w:r>
+        <w:t xml:space="preserve">In the developmental cognitive sciences, one solution to this problem has been to try to infer </w:t>
+      </w:r>
+      <w:proofErr w:type="gramStart"/>
+      <w:r>
+        <w:t>mechanism</w:t>
+      </w:r>
+      <w:proofErr w:type="gramEnd"/>
+      <w:r>
+        <w:t xml:space="preserve"> from behavior. </w:t>
+      </w:r>
+    </w:p>
+    <w:p>
+      <w:pPr>
+        <w:pStyle w:val="ListParagraph"/>
+        <w:numPr>
+          <w:ilvl w:val="0"/>
+          <w:numId w:val="1"/>
+        </w:numPr>
+      </w:pPr>
+      <w:r>
+        <w:t xml:space="preserve">open by </w:t>
+      </w:r>
+      <w:r>
+        <w:t xml:space="preserve">returning to the working from mechanism to behavior lesson from </w:t>
+      </w:r>
+      <w:proofErr w:type="spellStart"/>
+      <w:r>
+        <w:t>Braintenberg</w:t>
+      </w:r>
+      <w:proofErr w:type="spellEnd"/>
+      <w:r>
+        <w:t> </w:t>
+      </w:r>
+    </w:p>
+    <w:p>
+      <w:pPr>
+        <w:pStyle w:val="ListParagraph"/>
+        <w:numPr>
+          <w:ilvl w:val="1"/>
+          <w:numId w:val="1"/>
+        </w:numPr>
+      </w:pPr>
+      <w:r>
+        <w:t xml:space="preserve">“Returning one of </w:t>
+      </w:r>
+      <w:proofErr w:type="spellStart"/>
+      <w:r>
+        <w:t>Braitenberg’s</w:t>
+      </w:r>
+      <w:proofErr w:type="spellEnd"/>
+      <w:r>
+        <w:t xml:space="preserve"> lessons, “</w:t>
+      </w:r>
+    </w:p>
+    <w:p>
+      <w:pPr>
+        <w:pStyle w:val="ListParagraph"/>
+        <w:numPr>
+          <w:ilvl w:val="0"/>
+          <w:numId w:val="1"/>
+        </w:numPr>
+      </w:pPr>
+      <w:r>
+        <w:t xml:space="preserve">Indicate that there are </w:t>
+      </w:r>
+      <w:proofErr w:type="gramStart"/>
+      <w:r>
+        <w:t>few</w:t>
+      </w:r>
+      <w:proofErr w:type="gramEnd"/>
+      <w:r>
+        <w:t xml:space="preserve"> ways to do this than through computational</w:t>
+      </w:r>
+    </w:p>
+    <w:p>
+      <w:pPr>
+        <w:pStyle w:val="ListParagraph"/>
+        <w:numPr>
+          <w:ilvl w:val="0"/>
+          <w:numId w:val="1"/>
+        </w:numPr>
+      </w:pPr>
+      <w:r>
+        <w:t xml:space="preserve"> </w:t>
+      </w:r>
+      <w:r>
+        <w:t xml:space="preserve"> A major strength of computational modeling is that it enables researchers to instantiate their verbal theories in mathematical and computational terms to evaluate the sufficiency of those theories in capturing the phenomena that are the targets of those theories. </w:t>
       </w:r>
     </w:p>
     <w:p/>
     <w:p>
       <w:r>
+        <w:t>- discuss what a successful and unsuccessful simulation means </w:t>
+      </w:r>
+    </w:p>
+    <w:p>
+      <w:r>
+        <w:t xml:space="preserve">----&gt; A successful simulation—that is, one that produces responses that match those of infants and children—that mimics the performance of infants </w:t>
+      </w:r>
+      <w:proofErr w:type="gramStart"/>
+      <w:r>
+        <w:t>and children—</w:t>
+      </w:r>
+      <w:proofErr w:type="gramEnd"/>
+      <w:r>
+        <w:t xml:space="preserve">suggests that </w:t>
+      </w:r>
+      <w:r>
         <w:lastRenderedPageBreak/>
-        <w:t>- discuss what a successful and unsuccessful simulation means </w:t>
-      </w:r>
-    </w:p>
-    <w:p>
-      <w:r>
-        <w:t xml:space="preserve">----&gt; A successful simulation—that is, one that produces responses that match those of infants and children—that mimics the performance of infants </w:t>
-      </w:r>
-      <w:proofErr w:type="gramStart"/>
-      <w:r>
-        <w:t>and children—</w:t>
-      </w:r>
-      <w:proofErr w:type="gramEnd"/>
-      <w:r>
-        <w:t>suggests that the theory is sufficient to explain the target phenomenon. I provided an example of this in the previous section. The previous section provided an example of this by showing that findings that previously were taken to mean that infants possess innate knowledge about the causal actions of people and objects can, instead, be explained by a domain-general learning mechanism that processes and operates over low-level input.</w:t>
+        <w:t>the theory is sufficient to explain the target phenomenon. I provided an example of this in the previous section. The previous section provided an example of this by showing that findings that previously were taken to mean that infants possess innate knowledge about the causal actions of people and objects can, instead, be explained by a domain-general learning mechanism that processes and operates over low-level input.</w:t>
       </w:r>
     </w:p>
     <w:p/>
@@ -238,6 +569,127 @@
     </w:sectPr>
   </w:body>
 </w:document>
+</file>
+
+<file path=word/numbering.xml><?xml version="1.0" encoding="utf-8"?>
+<w:numbering xmlns:wpc="http://schemas.microsoft.com/office/word/2010/wordprocessingCanvas" xmlns:cx="http://schemas.microsoft.com/office/drawing/2014/chartex" xmlns:cx1="http://schemas.microsoft.com/office/drawing/2015/9/8/chartex" xmlns:cx2="http://schemas.microsoft.com/office/drawing/2015/10/21/chartex" xmlns:cx3="http://schemas.microsoft.com/office/drawing/2016/5/9/chartex" xmlns:cx4="http://schemas.microsoft.com/office/drawing/2016/5/10/chartex" xmlns:cx5="http://schemas.microsoft.com/office/drawing/2016/5/11/chartex" xmlns:cx6="http://schemas.microsoft.com/office/drawing/2016/5/12/chartex" xmlns:cx7="http://schemas.microsoft.com/office/drawing/2016/5/13/chartex" xmlns:cx8="http://schemas.microsoft.com/office/drawing/2016/5/14/chartex" xmlns:mc="http://schemas.openxmlformats.org/markup-compatibility/2006" xmlns:aink="http://schemas.microsoft.com/office/drawing/2016/ink" xmlns:am3d="http://schemas.microsoft.com/office/drawing/2017/model3d" xmlns:o="urn:schemas-microsoft-com:office:office" xmlns:oel="http://schemas.microsoft.com/office/2019/extlst" xmlns:r="http://schemas.openxmlformats.org/officeDocument/2006/relationships" xmlns:m="http://schemas.openxmlformats.org/officeDocument/2006/math" xmlns:v="urn:schemas-microsoft-com:vml" xmlns:wp14="http://schemas.microsoft.com/office/word/2010/wordprocessingDrawing" xmlns:wp="http://schemas.openxmlformats.org/drawingml/2006/wordprocessingDrawing" xmlns:w10="urn:schemas-microsoft-com:office:word" xmlns:w="http://schemas.openxmlformats.org/wordprocessingml/2006/main" xmlns:w14="http://schemas.microsoft.com/office/word/2010/wordml" xmlns:w15="http://schemas.microsoft.com/office/word/2012/wordml" xmlns:w16cex="http://schemas.microsoft.com/office/word/2018/wordml/cex" xmlns:w16cid="http://schemas.microsoft.com/office/word/2016/wordml/cid" xmlns:w16="http://schemas.microsoft.com/office/word/2018/wordml" xmlns:w16du="http://schemas.microsoft.com/office/word/2023/wordml/word16du" xmlns:w16sdtdh="http://schemas.microsoft.com/office/word/2020/wordml/sdtdatahash" xmlns:w16sdtfl="http://schemas.microsoft.com/office/word/2024/wordml/sdtformatlock" xmlns:w16se="http://schemas.microsoft.com/office/word/2015/wordml/symex" xmlns:wpg="http://schemas.microsoft.com/office/word/2010/wordprocessingGroup" xmlns:wpi="http://schemas.microsoft.com/office/word/2010/wordprocessingInk" xmlns:wne="http://schemas.microsoft.com/office/word/2006/wordml" xmlns:wps="http://schemas.microsoft.com/office/word/2010/wordprocessingShape" mc:Ignorable="w14 w15 w16se w16cid w16 w16cex w16sdtdh w16sdtfl w16du wp14">
+  <w:abstractNum w:abstractNumId="0" w15:restartNumberingAfterBreak="0">
+    <w:nsid w:val="63B740AE"/>
+    <w:multiLevelType w:val="hybridMultilevel"/>
+    <w:tmpl w:val="3A0AEE6E"/>
+    <w:lvl w:ilvl="0" w:tplc="04090001">
+      <w:start w:val="1"/>
+      <w:numFmt w:val="bullet"/>
+      <w:lvlText w:val=""/>
+      <w:lvlJc w:val="left"/>
+      <w:pPr>
+        <w:ind w:left="720" w:hanging="360"/>
+      </w:pPr>
+      <w:rPr>
+        <w:rFonts w:ascii="Symbol" w:hAnsi="Symbol" w:hint="default"/>
+      </w:rPr>
+    </w:lvl>
+    <w:lvl w:ilvl="1" w:tplc="04090003">
+      <w:start w:val="1"/>
+      <w:numFmt w:val="bullet"/>
+      <w:lvlText w:val="o"/>
+      <w:lvlJc w:val="left"/>
+      <w:pPr>
+        <w:ind w:left="1440" w:hanging="360"/>
+      </w:pPr>
+      <w:rPr>
+        <w:rFonts w:ascii="Courier New" w:hAnsi="Courier New" w:cs="Courier New" w:hint="default"/>
+      </w:rPr>
+    </w:lvl>
+    <w:lvl w:ilvl="2" w:tplc="04090005" w:tentative="1">
+      <w:start w:val="1"/>
+      <w:numFmt w:val="bullet"/>
+      <w:lvlText w:val=""/>
+      <w:lvlJc w:val="left"/>
+      <w:pPr>
+        <w:ind w:left="2160" w:hanging="360"/>
+      </w:pPr>
+      <w:rPr>
+        <w:rFonts w:ascii="Wingdings" w:hAnsi="Wingdings" w:hint="default"/>
+      </w:rPr>
+    </w:lvl>
+    <w:lvl w:ilvl="3" w:tplc="04090001" w:tentative="1">
+      <w:start w:val="1"/>
+      <w:numFmt w:val="bullet"/>
+      <w:lvlText w:val=""/>
+      <w:lvlJc w:val="left"/>
+      <w:pPr>
+        <w:ind w:left="2880" w:hanging="360"/>
+      </w:pPr>
+      <w:rPr>
+        <w:rFonts w:ascii="Symbol" w:hAnsi="Symbol" w:hint="default"/>
+      </w:rPr>
+    </w:lvl>
+    <w:lvl w:ilvl="4" w:tplc="04090003" w:tentative="1">
+      <w:start w:val="1"/>
+      <w:numFmt w:val="bullet"/>
+      <w:lvlText w:val="o"/>
+      <w:lvlJc w:val="left"/>
+      <w:pPr>
+        <w:ind w:left="3600" w:hanging="360"/>
+      </w:pPr>
+      <w:rPr>
+        <w:rFonts w:ascii="Courier New" w:hAnsi="Courier New" w:cs="Courier New" w:hint="default"/>
+      </w:rPr>
+    </w:lvl>
+    <w:lvl w:ilvl="5" w:tplc="04090005" w:tentative="1">
+      <w:start w:val="1"/>
+      <w:numFmt w:val="bullet"/>
+      <w:lvlText w:val=""/>
+      <w:lvlJc w:val="left"/>
+      <w:pPr>
+        <w:ind w:left="4320" w:hanging="360"/>
+      </w:pPr>
+      <w:rPr>
+        <w:rFonts w:ascii="Wingdings" w:hAnsi="Wingdings" w:hint="default"/>
+      </w:rPr>
+    </w:lvl>
+    <w:lvl w:ilvl="6" w:tplc="04090001" w:tentative="1">
+      <w:start w:val="1"/>
+      <w:numFmt w:val="bullet"/>
+      <w:lvlText w:val=""/>
+      <w:lvlJc w:val="left"/>
+      <w:pPr>
+        <w:ind w:left="5040" w:hanging="360"/>
+      </w:pPr>
+      <w:rPr>
+        <w:rFonts w:ascii="Symbol" w:hAnsi="Symbol" w:hint="default"/>
+      </w:rPr>
+    </w:lvl>
+    <w:lvl w:ilvl="7" w:tplc="04090003" w:tentative="1">
+      <w:start w:val="1"/>
+      <w:numFmt w:val="bullet"/>
+      <w:lvlText w:val="o"/>
+      <w:lvlJc w:val="left"/>
+      <w:pPr>
+        <w:ind w:left="5760" w:hanging="360"/>
+      </w:pPr>
+      <w:rPr>
+        <w:rFonts w:ascii="Courier New" w:hAnsi="Courier New" w:cs="Courier New" w:hint="default"/>
+      </w:rPr>
+    </w:lvl>
+    <w:lvl w:ilvl="8" w:tplc="04090005" w:tentative="1">
+      <w:start w:val="1"/>
+      <w:numFmt w:val="bullet"/>
+      <w:lvlText w:val=""/>
+      <w:lvlJc w:val="left"/>
+      <w:pPr>
+        <w:ind w:left="6480" w:hanging="360"/>
+      </w:pPr>
+      <w:rPr>
+        <w:rFonts w:ascii="Wingdings" w:hAnsi="Wingdings" w:hint="default"/>
+      </w:rPr>
+    </w:lvl>
+  </w:abstractNum>
+  <w:num w:numId="1" w16cid:durableId="1504932059">
+    <w:abstractNumId w:val="0"/>
+  </w:num>
+</w:numbering>
 </file>
 
 <file path=word/styles.xml><?xml version="1.0" encoding="utf-8"?>
@@ -843,6 +1295,7 @@
   <w:style w:type="character" w:default="1" w:styleId="DefaultParagraphFont">
     <w:name w:val="Default Paragraph Font"/>
     <w:uiPriority w:val="1"/>
+    <w:semiHidden/>
     <w:unhideWhenUsed/>
   </w:style>
   <w:style w:type="table" w:default="1" w:styleId="TableNormal">
